--- a/Милин отчет.docx
+++ b/Милин отчет.docx
@@ -16234,6 +16234,27 @@
       </w:pPr>
       <w:r>
         <w:t>git log --date=iso --pretty=format:"%ad %an%n%s%n"</w:t>
+      </w:r>
+    </w:p>
+    <w:p>
+      <w:pPr>
+        <w:pStyle w:val="CourseCode"/>
+      </w:pPr>
+    </w:p>
+    <w:p>
+      <w:pPr>
+        <w:pStyle w:val="CourseCode"/>
+      </w:pPr>
+      <w:r>
+        <w:t>2026-09-16 14:38:12 +0300 sipihaa</w:t>
+      </w:r>
+    </w:p>
+    <w:p>
+      <w:pPr>
+        <w:pStyle w:val="CourseCode"/>
+      </w:pPr>
+      <w:r>
+        <w:t>Обновить инструкцию по сборке и журнал коммитов в отчёте</w:t>
       </w:r>
     </w:p>
     <w:p>

--- a/Милин отчет.docx
+++ b/Милин отчет.docx
@@ -16234,6 +16234,27 @@
       </w:pPr>
       <w:r>
         <w:t>git log --date=iso --pretty=format:"%ad %an%n%s%n"</w:t>
+      </w:r>
+    </w:p>
+    <w:p>
+      <w:pPr>
+        <w:pStyle w:val="CourseCode"/>
+      </w:pPr>
+    </w:p>
+    <w:p>
+      <w:pPr>
+        <w:pStyle w:val="CourseCode"/>
+      </w:pPr>
+      <w:r>
+        <w:t>2026-09-16 14:46:57 +0300 sipihaa</w:t>
+      </w:r>
+    </w:p>
+    <w:p>
+      <w:pPr>
+        <w:pStyle w:val="CourseCode"/>
+      </w:pPr>
+      <w:r>
+        <w:t>Уточнить README</w:t>
       </w:r>
     </w:p>
     <w:p>
